--- a/DocumentatieTehnica.docx
+++ b/DocumentatieTehnica.docx
@@ -244,6 +244,7 @@
         <w:t xml:space="preserve"> </w:t>
       </w:r>
       <w:proofErr w:type="spellStart"/>
+      <w:proofErr w:type="gramStart"/>
       <w:r>
         <w:rPr>
           <w:b/>
@@ -260,6 +261,7 @@
         <w:t>(</w:t>
       </w:r>
       <w:proofErr w:type="spellStart"/>
+      <w:proofErr w:type="gramEnd"/>
       <w:r>
         <w:rPr>
           <w:b/>
@@ -463,7 +465,15 @@
       </w:r>
       <w:proofErr w:type="spellEnd"/>
       <w:r>
-        <w:t xml:space="preserve"> a </w:t>
+        <w:t xml:space="preserve"> </w:t>
+      </w:r>
+      <w:proofErr w:type="gramStart"/>
+      <w:r>
+        <w:t>a</w:t>
+      </w:r>
+      <w:proofErr w:type="gramEnd"/>
+      <w:r>
+        <w:t xml:space="preserve"> </w:t>
       </w:r>
       <w:proofErr w:type="spellStart"/>
       <w:r>
@@ -1187,6 +1197,7 @@
               <w:t>Swing (</w:t>
             </w:r>
             <w:proofErr w:type="spellStart"/>
+            <w:proofErr w:type="gramStart"/>
             <w:r>
               <w:rPr>
                 <w:sz w:val="20"/>
@@ -1195,6 +1206,7 @@
               <w:t>javax.swing</w:t>
             </w:r>
             <w:proofErr w:type="spellEnd"/>
+            <w:proofErr w:type="gramEnd"/>
             <w:r>
               <w:rPr>
                 <w:sz w:val="20"/>
@@ -1452,7 +1464,14 @@
                 <w:sz w:val="20"/>
                 <w:szCs w:val="20"/>
               </w:rPr>
-              <w:t>8.x</w:t>
+              <w:t>8.</w:t>
+            </w:r>
+            <w:r>
+              <w:rPr>
+                <w:sz w:val="20"/>
+                <w:szCs w:val="20"/>
+              </w:rPr>
+              <w:t>0</w:t>
             </w:r>
           </w:p>
         </w:tc>
@@ -1582,7 +1601,14 @@
                 <w:sz w:val="20"/>
                 <w:szCs w:val="20"/>
               </w:rPr>
-              <w:t>8.x</w:t>
+              <w:t>8.</w:t>
+            </w:r>
+            <w:r>
+              <w:rPr>
+                <w:sz w:val="20"/>
+                <w:szCs w:val="20"/>
+              </w:rPr>
+              <w:t>0</w:t>
             </w:r>
           </w:p>
         </w:tc>
@@ -1674,6 +1700,7 @@
           </w:tcPr>
           <w:p>
             <w:proofErr w:type="spellStart"/>
+            <w:proofErr w:type="gramStart"/>
             <w:r>
               <w:rPr>
                 <w:sz w:val="20"/>
@@ -1682,6 +1709,7 @@
               <w:t>java.util</w:t>
             </w:r>
             <w:proofErr w:type="spellEnd"/>
+            <w:proofErr w:type="gramEnd"/>
           </w:p>
         </w:tc>
         <w:tc>
@@ -2462,7 +2490,15 @@
       </w:r>
       <w:proofErr w:type="spellEnd"/>
       <w:r>
-        <w:t xml:space="preserve"> a </w:t>
+        <w:t xml:space="preserve"> </w:t>
+      </w:r>
+      <w:proofErr w:type="gramStart"/>
+      <w:r>
+        <w:t>a</w:t>
+      </w:r>
+      <w:proofErr w:type="gramEnd"/>
+      <w:r>
+        <w:t xml:space="preserve"> </w:t>
       </w:r>
       <w:proofErr w:type="spellStart"/>
       <w:r>
@@ -2806,7 +2842,15 @@
       </w:r>
       <w:proofErr w:type="spellEnd"/>
       <w:r>
-        <w:t xml:space="preserve"> a MVC, </w:t>
+        <w:t xml:space="preserve"> </w:t>
+      </w:r>
+      <w:proofErr w:type="gramStart"/>
+      <w:r>
+        <w:t>a</w:t>
+      </w:r>
+      <w:proofErr w:type="gramEnd"/>
+      <w:r>
+        <w:t xml:space="preserve"> MVC, </w:t>
       </w:r>
       <w:proofErr w:type="spellStart"/>
       <w:r>
@@ -4566,7 +4610,23 @@
                 <w:sz w:val="20"/>
                 <w:szCs w:val="20"/>
               </w:rPr>
-              <w:t xml:space="preserve">&lt;T,R&gt; (abstract), </w:t>
+              <w:t>&lt;</w:t>
+            </w:r>
+            <w:proofErr w:type="gramStart"/>
+            <w:r>
+              <w:rPr>
+                <w:sz w:val="20"/>
+                <w:szCs w:val="20"/>
+              </w:rPr>
+              <w:t>T,R</w:t>
+            </w:r>
+            <w:proofErr w:type="gramEnd"/>
+            <w:r>
+              <w:rPr>
+                <w:sz w:val="20"/>
+                <w:szCs w:val="20"/>
+              </w:rPr>
+              <w:t xml:space="preserve">&gt; (abstract), </w:t>
             </w:r>
             <w:proofErr w:type="spellStart"/>
             <w:r>
@@ -5661,6 +5721,7 @@
               <w:t xml:space="preserve">, </w:t>
             </w:r>
             <w:proofErr w:type="spellStart"/>
+            <w:proofErr w:type="gramStart"/>
             <w:r>
               <w:rPr>
                 <w:sz w:val="20"/>
@@ -5674,9 +5735,34 @@
                 <w:sz w:val="20"/>
                 <w:szCs w:val="20"/>
               </w:rPr>
-              <w:t xml:space="preserve">(), equals(), </w:t>
-            </w:r>
-            <w:proofErr w:type="spellStart"/>
+              <w:t>(</w:t>
+            </w:r>
+            <w:proofErr w:type="gramEnd"/>
+            <w:r>
+              <w:rPr>
+                <w:sz w:val="20"/>
+                <w:szCs w:val="20"/>
+              </w:rPr>
+              <w:t xml:space="preserve">), </w:t>
+            </w:r>
+            <w:proofErr w:type="gramStart"/>
+            <w:r>
+              <w:rPr>
+                <w:sz w:val="20"/>
+                <w:szCs w:val="20"/>
+              </w:rPr>
+              <w:t>equals(</w:t>
+            </w:r>
+            <w:proofErr w:type="gramEnd"/>
+            <w:r>
+              <w:rPr>
+                <w:sz w:val="20"/>
+                <w:szCs w:val="20"/>
+              </w:rPr>
+              <w:t xml:space="preserve">), </w:t>
+            </w:r>
+            <w:proofErr w:type="spellStart"/>
+            <w:proofErr w:type="gramStart"/>
             <w:r>
               <w:rPr>
                 <w:sz w:val="20"/>
@@ -5690,7 +5776,15 @@
                 <w:sz w:val="20"/>
                 <w:szCs w:val="20"/>
               </w:rPr>
-              <w:t>()</w:t>
+              <w:t>(</w:t>
+            </w:r>
+            <w:proofErr w:type="gramEnd"/>
+            <w:r>
+              <w:rPr>
+                <w:sz w:val="20"/>
+                <w:szCs w:val="20"/>
+              </w:rPr>
+              <w:t>)</w:t>
             </w:r>
           </w:p>
         </w:tc>
@@ -6613,7 +6707,15 @@
       </w:r>
       <w:proofErr w:type="spellEnd"/>
       <w:r>
-        <w:t xml:space="preserve"> (List&lt;String&gt;) — </w:t>
+        <w:t xml:space="preserve"> (List&lt;String</w:t>
+      </w:r>
+      <w:proofErr w:type="gramStart"/>
+      <w:r>
+        <w:t>&gt;) —</w:t>
+      </w:r>
+      <w:proofErr w:type="gramEnd"/>
+      <w:r>
+        <w:t xml:space="preserve"> </w:t>
       </w:r>
       <w:proofErr w:type="spellStart"/>
       <w:r>
@@ -6679,12 +6781,17 @@
         <w:t xml:space="preserve"> </w:t>
       </w:r>
       <w:proofErr w:type="spellStart"/>
+      <w:proofErr w:type="gramStart"/>
       <w:r>
         <w:t>adaugaImagine</w:t>
       </w:r>
       <w:proofErr w:type="spellEnd"/>
       <w:r>
-        <w:t>()</w:t>
+        <w:t>(</w:t>
+      </w:r>
+      <w:proofErr w:type="gramEnd"/>
+      <w:r>
+        <w:t>)</w:t>
       </w:r>
     </w:p>
     <w:p>
@@ -6828,7 +6935,15 @@
       </w:r>
       <w:proofErr w:type="spellEnd"/>
       <w:r>
-        <w:t xml:space="preserve"> .name() </w:t>
+        <w:t xml:space="preserve"> .</w:t>
+      </w:r>
+      <w:proofErr w:type="gramStart"/>
+      <w:r>
+        <w:t>name(</w:t>
+      </w:r>
+      <w:proofErr w:type="gramEnd"/>
+      <w:r>
+        <w:t xml:space="preserve">) </w:t>
       </w:r>
       <w:proofErr w:type="spellStart"/>
       <w:r>
@@ -6879,12 +6994,17 @@
         <w:t xml:space="preserve"> </w:t>
       </w:r>
       <w:proofErr w:type="spellStart"/>
+      <w:proofErr w:type="gramStart"/>
       <w:r>
         <w:t>valueOf</w:t>
       </w:r>
       <w:proofErr w:type="spellEnd"/>
       <w:r>
-        <w:t xml:space="preserve">() </w:t>
+        <w:t>(</w:t>
+      </w:r>
+      <w:proofErr w:type="gramEnd"/>
+      <w:r>
+        <w:t xml:space="preserve">) </w:t>
       </w:r>
       <w:proofErr w:type="spellStart"/>
       <w:r>
@@ -7473,6 +7593,7 @@
           </w:tcPr>
           <w:p>
             <w:proofErr w:type="spellStart"/>
+            <w:proofErr w:type="gramStart"/>
             <w:r>
               <w:rPr>
                 <w:sz w:val="20"/>
@@ -7486,7 +7607,15 @@
                 <w:sz w:val="20"/>
                 <w:szCs w:val="20"/>
               </w:rPr>
-              <w:t>(String id)</w:t>
+              <w:t>(</w:t>
+            </w:r>
+            <w:proofErr w:type="gramEnd"/>
+            <w:r>
+              <w:rPr>
+                <w:sz w:val="20"/>
+                <w:szCs w:val="20"/>
+              </w:rPr>
+              <w:t>String id)</w:t>
             </w:r>
           </w:p>
         </w:tc>
@@ -7562,6 +7691,7 @@
           </w:tcPr>
           <w:p>
             <w:proofErr w:type="spellStart"/>
+            <w:proofErr w:type="gramStart"/>
             <w:r>
               <w:rPr>
                 <w:sz w:val="20"/>
@@ -7575,7 +7705,15 @@
                 <w:sz w:val="20"/>
                 <w:szCs w:val="20"/>
               </w:rPr>
-              <w:t>()</w:t>
+              <w:t>(</w:t>
+            </w:r>
+            <w:proofErr w:type="gramEnd"/>
+            <w:r>
+              <w:rPr>
+                <w:sz w:val="20"/>
+                <w:szCs w:val="20"/>
+              </w:rPr>
+              <w:t>)</w:t>
             </w:r>
           </w:p>
         </w:tc>
@@ -7694,6 +7832,7 @@
           </w:tcPr>
           <w:p>
             <w:proofErr w:type="spellStart"/>
+            <w:proofErr w:type="gramStart"/>
             <w:r>
               <w:rPr>
                 <w:sz w:val="20"/>
@@ -7707,7 +7846,15 @@
                 <w:sz w:val="20"/>
                 <w:szCs w:val="20"/>
               </w:rPr>
-              <w:t>(String id)</w:t>
+              <w:t>(</w:t>
+            </w:r>
+            <w:proofErr w:type="gramEnd"/>
+            <w:r>
+              <w:rPr>
+                <w:sz w:val="20"/>
+                <w:szCs w:val="20"/>
+              </w:rPr>
+              <w:t>String id)</w:t>
             </w:r>
           </w:p>
         </w:tc>
@@ -7817,6 +7964,7 @@
           </w:tcPr>
           <w:p>
             <w:proofErr w:type="spellStart"/>
+            <w:proofErr w:type="gramStart"/>
             <w:r>
               <w:rPr>
                 <w:sz w:val="20"/>
@@ -7833,6 +7981,7 @@
               <w:t>(</w:t>
             </w:r>
             <w:proofErr w:type="spellStart"/>
+            <w:proofErr w:type="gramEnd"/>
             <w:r>
               <w:rPr>
                 <w:sz w:val="20"/>
@@ -8009,7 +8158,15 @@
       </w:r>
       <w:proofErr w:type="spellEnd"/>
       <w:r>
-        <w:t xml:space="preserve"> constructor (super(connection, "</w:t>
+        <w:t xml:space="preserve"> constructor (</w:t>
+      </w:r>
+      <w:proofErr w:type="gramStart"/>
+      <w:r>
+        <w:t>super(</w:t>
+      </w:r>
+      <w:proofErr w:type="gramEnd"/>
+      <w:r>
+        <w:t>connection, "</w:t>
       </w:r>
       <w:proofErr w:type="spellStart"/>
       <w:r>
@@ -8176,6 +8333,7 @@
         </w:numPr>
         <w:spacing w:before="60" w:after="60"/>
       </w:pPr>
+      <w:proofErr w:type="gramStart"/>
       <w:r>
         <w:rPr>
           <w:rFonts w:ascii="Courier New" w:eastAsia="Courier New" w:hAnsi="Courier New" w:cs="Courier New"/>
@@ -8186,6 +8344,7 @@
         <w:t>map(</w:t>
       </w:r>
       <w:proofErr w:type="spellStart"/>
+      <w:proofErr w:type="gramEnd"/>
       <w:r>
         <w:rPr>
           <w:rFonts w:ascii="Courier New" w:eastAsia="Courier New" w:hAnsi="Courier New" w:cs="Courier New"/>
@@ -8277,12 +8436,17 @@
         <w:t xml:space="preserve"> </w:t>
       </w:r>
       <w:proofErr w:type="spellStart"/>
+      <w:proofErr w:type="gramStart"/>
       <w:r>
         <w:t>mapPersoana</w:t>
       </w:r>
       <w:proofErr w:type="spellEnd"/>
       <w:r>
-        <w:t>().</w:t>
+        <w:t>(</w:t>
+      </w:r>
+      <w:proofErr w:type="gramEnd"/>
+      <w:r>
+        <w:t>).</w:t>
       </w:r>
     </w:p>
     <w:p>
@@ -8295,6 +8459,7 @@
         <w:spacing w:before="60" w:after="60"/>
       </w:pPr>
       <w:proofErr w:type="spellStart"/>
+      <w:proofErr w:type="gramStart"/>
       <w:r>
         <w:rPr>
           <w:rFonts w:ascii="Courier New" w:eastAsia="Courier New" w:hAnsi="Courier New" w:cs="Courier New"/>
@@ -8312,7 +8477,17 @@
           <w:sz w:val="20"/>
           <w:szCs w:val="20"/>
         </w:rPr>
-        <w:t>()</w:t>
+        <w:t>(</w:t>
+      </w:r>
+      <w:proofErr w:type="gramEnd"/>
+      <w:r>
+        <w:rPr>
+          <w:rFonts w:ascii="Courier New" w:eastAsia="Courier New" w:hAnsi="Courier New" w:cs="Courier New"/>
+          <w:color w:val="2B547E"/>
+          <w:sz w:val="20"/>
+          <w:szCs w:val="20"/>
+        </w:rPr>
+        <w:t>)</w:t>
       </w:r>
       <w:r>
         <w:t xml:space="preserve"> — factory method care </w:t>
@@ -8495,7 +8670,29 @@
                 <w:sz w:val="20"/>
                 <w:szCs w:val="20"/>
               </w:rPr>
-              <w:t xml:space="preserve"> map()</w:t>
+              <w:t xml:space="preserve"> </w:t>
+            </w:r>
+            <w:proofErr w:type="gramStart"/>
+            <w:r>
+              <w:rPr>
+                <w:b/>
+                <w:bCs/>
+                <w:color w:val="FFFFFF"/>
+                <w:sz w:val="20"/>
+                <w:szCs w:val="20"/>
+              </w:rPr>
+              <w:t>map(</w:t>
+            </w:r>
+            <w:proofErr w:type="gramEnd"/>
+            <w:r>
+              <w:rPr>
+                <w:b/>
+                <w:bCs/>
+                <w:color w:val="FFFFFF"/>
+                <w:sz w:val="20"/>
+                <w:szCs w:val="20"/>
+              </w:rPr>
+              <w:t>)</w:t>
             </w:r>
           </w:p>
         </w:tc>
@@ -8621,9 +8818,26 @@
                 <w:sz w:val="20"/>
                 <w:szCs w:val="20"/>
               </w:rPr>
-              <w:t xml:space="preserve">new Actor() + </w:t>
-            </w:r>
-            <w:proofErr w:type="spellStart"/>
+              <w:t xml:space="preserve">new </w:t>
+            </w:r>
+            <w:proofErr w:type="gramStart"/>
+            <w:r>
+              <w:rPr>
+                <w:sz w:val="20"/>
+                <w:szCs w:val="20"/>
+              </w:rPr>
+              <w:t>Actor(</w:t>
+            </w:r>
+            <w:proofErr w:type="gramEnd"/>
+            <w:r>
+              <w:rPr>
+                <w:sz w:val="20"/>
+                <w:szCs w:val="20"/>
+              </w:rPr>
+              <w:t xml:space="preserve">) + </w:t>
+            </w:r>
+            <w:proofErr w:type="spellStart"/>
+            <w:proofErr w:type="gramStart"/>
             <w:r>
               <w:rPr>
                 <w:sz w:val="20"/>
@@ -8637,7 +8851,15 @@
                 <w:sz w:val="20"/>
                 <w:szCs w:val="20"/>
               </w:rPr>
-              <w:t>()</w:t>
+              <w:t>(</w:t>
+            </w:r>
+            <w:proofErr w:type="gramEnd"/>
+            <w:r>
+              <w:rPr>
+                <w:sz w:val="20"/>
+                <w:szCs w:val="20"/>
+              </w:rPr>
+              <w:t>)</w:t>
             </w:r>
           </w:p>
         </w:tc>
@@ -8750,6 +8972,7 @@
               <w:t xml:space="preserve">new </w:t>
             </w:r>
             <w:proofErr w:type="spellStart"/>
+            <w:proofErr w:type="gramStart"/>
             <w:r>
               <w:rPr>
                 <w:sz w:val="20"/>
@@ -8763,9 +8986,18 @@
                 <w:sz w:val="20"/>
                 <w:szCs w:val="20"/>
               </w:rPr>
-              <w:t xml:space="preserve">() + </w:t>
-            </w:r>
-            <w:proofErr w:type="spellStart"/>
+              <w:t>(</w:t>
+            </w:r>
+            <w:proofErr w:type="gramEnd"/>
+            <w:r>
+              <w:rPr>
+                <w:sz w:val="20"/>
+                <w:szCs w:val="20"/>
+              </w:rPr>
+              <w:t xml:space="preserve">) + </w:t>
+            </w:r>
+            <w:proofErr w:type="spellStart"/>
+            <w:proofErr w:type="gramStart"/>
             <w:r>
               <w:rPr>
                 <w:sz w:val="20"/>
@@ -8779,7 +9011,15 @@
                 <w:sz w:val="20"/>
                 <w:szCs w:val="20"/>
               </w:rPr>
-              <w:t>()</w:t>
+              <w:t>(</w:t>
+            </w:r>
+            <w:proofErr w:type="gramEnd"/>
+            <w:r>
+              <w:rPr>
+                <w:sz w:val="20"/>
+                <w:szCs w:val="20"/>
+              </w:rPr>
+              <w:t>)</w:t>
             </w:r>
           </w:p>
         </w:tc>
@@ -8889,9 +9129,26 @@
                 <w:sz w:val="20"/>
                 <w:szCs w:val="20"/>
               </w:rPr>
-              <w:t xml:space="preserve">new Scenarist() + </w:t>
-            </w:r>
-            <w:proofErr w:type="spellStart"/>
+              <w:t xml:space="preserve">new </w:t>
+            </w:r>
+            <w:proofErr w:type="gramStart"/>
+            <w:r>
+              <w:rPr>
+                <w:sz w:val="20"/>
+                <w:szCs w:val="20"/>
+              </w:rPr>
+              <w:t>Scenarist(</w:t>
+            </w:r>
+            <w:proofErr w:type="gramEnd"/>
+            <w:r>
+              <w:rPr>
+                <w:sz w:val="20"/>
+                <w:szCs w:val="20"/>
+              </w:rPr>
+              <w:t xml:space="preserve">) + </w:t>
+            </w:r>
+            <w:proofErr w:type="spellStart"/>
+            <w:proofErr w:type="gramStart"/>
             <w:r>
               <w:rPr>
                 <w:sz w:val="20"/>
@@ -8905,7 +9162,15 @@
                 <w:sz w:val="20"/>
                 <w:szCs w:val="20"/>
               </w:rPr>
-              <w:t>()</w:t>
+              <w:t>(</w:t>
+            </w:r>
+            <w:proofErr w:type="gramEnd"/>
+            <w:r>
+              <w:rPr>
+                <w:sz w:val="20"/>
+                <w:szCs w:val="20"/>
+              </w:rPr>
+              <w:t>)</w:t>
             </w:r>
           </w:p>
         </w:tc>
@@ -9116,20 +9381,30 @@
         <w:t xml:space="preserve">: </w:t>
       </w:r>
       <w:proofErr w:type="spellStart"/>
+      <w:proofErr w:type="gramStart"/>
       <w:r>
         <w:t>getFilmeSortateDeupaTip</w:t>
       </w:r>
       <w:proofErr w:type="spellEnd"/>
       <w:r>
-        <w:t xml:space="preserve">(), </w:t>
-      </w:r>
-      <w:proofErr w:type="spellStart"/>
+        <w:t>(</w:t>
+      </w:r>
+      <w:proofErr w:type="gramEnd"/>
+      <w:r>
+        <w:t xml:space="preserve">), </w:t>
+      </w:r>
+      <w:proofErr w:type="spellStart"/>
+      <w:proofErr w:type="gramStart"/>
       <w:r>
         <w:t>filtreazaFilme</w:t>
       </w:r>
       <w:proofErr w:type="spellEnd"/>
       <w:r>
-        <w:t xml:space="preserve">() cu query </w:t>
+        <w:t>(</w:t>
+      </w:r>
+      <w:proofErr w:type="gramEnd"/>
+      <w:r>
+        <w:t xml:space="preserve">) cu query </w:t>
       </w:r>
       <w:proofErr w:type="spellStart"/>
       <w:r>
@@ -9140,12 +9415,17 @@
         <w:t xml:space="preserve">, </w:t>
       </w:r>
       <w:proofErr w:type="spellStart"/>
+      <w:proofErr w:type="gramStart"/>
       <w:r>
         <w:t>cautaFilmeCuActor</w:t>
       </w:r>
       <w:proofErr w:type="spellEnd"/>
       <w:r>
-        <w:t>() cu JOIN.</w:t>
+        <w:t>(</w:t>
+      </w:r>
+      <w:proofErr w:type="gramEnd"/>
+      <w:r>
+        <w:t>) cu JOIN.</w:t>
       </w:r>
     </w:p>
     <w:p>
@@ -9459,6 +9739,7 @@
           </w:tcPr>
           <w:p>
             <w:proofErr w:type="spellStart"/>
+            <w:proofErr w:type="gramStart"/>
             <w:r>
               <w:rPr>
                 <w:sz w:val="20"/>
@@ -9475,6 +9756,7 @@
               <w:t>(</w:t>
             </w:r>
             <w:proofErr w:type="spellStart"/>
+            <w:proofErr w:type="gramEnd"/>
             <w:r>
               <w:rPr>
                 <w:sz w:val="20"/>
@@ -9542,6 +9824,7 @@
               <w:t xml:space="preserve"> </w:t>
             </w:r>
             <w:proofErr w:type="spellStart"/>
+            <w:proofErr w:type="gramStart"/>
             <w:r>
               <w:rPr>
                 <w:sz w:val="20"/>
@@ -9555,7 +9838,15 @@
                 <w:sz w:val="20"/>
                 <w:szCs w:val="20"/>
               </w:rPr>
-              <w:t xml:space="preserve">() </w:t>
+              <w:t>(</w:t>
+            </w:r>
+            <w:proofErr w:type="gramEnd"/>
+            <w:r>
+              <w:rPr>
+                <w:sz w:val="20"/>
+                <w:szCs w:val="20"/>
+              </w:rPr>
+              <w:t xml:space="preserve">) </w:t>
             </w:r>
             <w:proofErr w:type="spellStart"/>
             <w:r>
@@ -9574,6 +9865,7 @@
               <w:t xml:space="preserve"> </w:t>
             </w:r>
             <w:proofErr w:type="spellStart"/>
+            <w:proofErr w:type="gramStart"/>
             <w:r>
               <w:rPr>
                 <w:sz w:val="20"/>
@@ -9582,6 +9874,7 @@
               <w:t>repository.adauga</w:t>
             </w:r>
             <w:proofErr w:type="spellEnd"/>
+            <w:proofErr w:type="gramEnd"/>
             <w:r>
               <w:rPr>
                 <w:sz w:val="20"/>
@@ -9637,6 +9930,7 @@
           </w:tcPr>
           <w:p>
             <w:proofErr w:type="spellStart"/>
+            <w:proofErr w:type="gramStart"/>
             <w:r>
               <w:rPr>
                 <w:sz w:val="20"/>
@@ -9650,7 +9944,15 @@
                 <w:sz w:val="20"/>
                 <w:szCs w:val="20"/>
               </w:rPr>
-              <w:t>(id, ...)</w:t>
+              <w:t>(</w:t>
+            </w:r>
+            <w:proofErr w:type="gramEnd"/>
+            <w:r>
+              <w:rPr>
+                <w:sz w:val="20"/>
+                <w:szCs w:val="20"/>
+              </w:rPr>
+              <w:t>id, ...)</w:t>
             </w:r>
           </w:p>
         </w:tc>
@@ -9672,6 +9974,7 @@
           </w:tcPr>
           <w:p>
             <w:proofErr w:type="spellStart"/>
+            <w:proofErr w:type="gramStart"/>
             <w:r>
               <w:rPr>
                 <w:sz w:val="20"/>
@@ -9685,7 +9988,15 @@
                 <w:sz w:val="20"/>
                 <w:szCs w:val="20"/>
               </w:rPr>
-              <w:t xml:space="preserve">() → </w:t>
+              <w:t>(</w:t>
+            </w:r>
+            <w:proofErr w:type="gramEnd"/>
+            <w:r>
+              <w:rPr>
+                <w:sz w:val="20"/>
+                <w:szCs w:val="20"/>
+              </w:rPr>
+              <w:t xml:space="preserve">) → </w:t>
             </w:r>
             <w:proofErr w:type="spellStart"/>
             <w:r>
@@ -9704,6 +10015,7 @@
               <w:t xml:space="preserve"> → </w:t>
             </w:r>
             <w:proofErr w:type="spellStart"/>
+            <w:proofErr w:type="gramStart"/>
             <w:r>
               <w:rPr>
                 <w:sz w:val="20"/>
@@ -9712,6 +10024,7 @@
               <w:t>repository.actualizeaza</w:t>
             </w:r>
             <w:proofErr w:type="spellEnd"/>
+            <w:proofErr w:type="gramEnd"/>
             <w:r>
               <w:rPr>
                 <w:sz w:val="20"/>
@@ -9767,6 +10080,7 @@
           </w:tcPr>
           <w:p>
             <w:proofErr w:type="spellStart"/>
+            <w:proofErr w:type="gramStart"/>
             <w:r>
               <w:rPr>
                 <w:sz w:val="20"/>
@@ -9780,7 +10094,15 @@
                 <w:sz w:val="20"/>
                 <w:szCs w:val="20"/>
               </w:rPr>
-              <w:t>(String id)</w:t>
+              <w:t>(</w:t>
+            </w:r>
+            <w:proofErr w:type="gramEnd"/>
+            <w:r>
+              <w:rPr>
+                <w:sz w:val="20"/>
+                <w:szCs w:val="20"/>
+              </w:rPr>
+              <w:t>String id)</w:t>
             </w:r>
           </w:p>
         </w:tc>
@@ -9802,6 +10124,7 @@
           </w:tcPr>
           <w:p>
             <w:proofErr w:type="spellStart"/>
+            <w:proofErr w:type="gramStart"/>
             <w:r>
               <w:rPr>
                 <w:sz w:val="20"/>
@@ -9810,6 +10133,7 @@
               <w:t>repository.sterge</w:t>
             </w:r>
             <w:proofErr w:type="spellEnd"/>
+            <w:proofErr w:type="gramEnd"/>
             <w:r>
               <w:rPr>
                 <w:sz w:val="20"/>
@@ -9883,6 +10207,7 @@
           </w:tcPr>
           <w:p>
             <w:proofErr w:type="spellStart"/>
+            <w:proofErr w:type="gramStart"/>
             <w:r>
               <w:rPr>
                 <w:sz w:val="20"/>
@@ -9896,7 +10221,15 @@
                 <w:sz w:val="20"/>
                 <w:szCs w:val="20"/>
               </w:rPr>
-              <w:t>()</w:t>
+              <w:t>(</w:t>
+            </w:r>
+            <w:proofErr w:type="gramEnd"/>
+            <w:r>
+              <w:rPr>
+                <w:sz w:val="20"/>
+                <w:szCs w:val="20"/>
+              </w:rPr>
+              <w:t>)</w:t>
             </w:r>
           </w:p>
         </w:tc>
@@ -9918,6 +10251,7 @@
           </w:tcPr>
           <w:p>
             <w:proofErr w:type="spellStart"/>
+            <w:proofErr w:type="gramStart"/>
             <w:r>
               <w:rPr>
                 <w:sz w:val="20"/>
@@ -9926,6 +10260,7 @@
               <w:t>repository.getAll</w:t>
             </w:r>
             <w:proofErr w:type="spellEnd"/>
+            <w:proofErr w:type="gramEnd"/>
             <w:r>
               <w:rPr>
                 <w:sz w:val="20"/>
@@ -9999,6 +10334,7 @@
           </w:tcPr>
           <w:p>
             <w:proofErr w:type="spellStart"/>
+            <w:proofErr w:type="gramStart"/>
             <w:r>
               <w:rPr>
                 <w:sz w:val="20"/>
@@ -10012,7 +10348,15 @@
                 <w:sz w:val="20"/>
                 <w:szCs w:val="20"/>
               </w:rPr>
-              <w:t>(String id)</w:t>
+              <w:t>(</w:t>
+            </w:r>
+            <w:proofErr w:type="gramEnd"/>
+            <w:r>
+              <w:rPr>
+                <w:sz w:val="20"/>
+                <w:szCs w:val="20"/>
+              </w:rPr>
+              <w:t>String id)</w:t>
             </w:r>
           </w:p>
         </w:tc>
@@ -10034,6 +10378,7 @@
           </w:tcPr>
           <w:p>
             <w:proofErr w:type="spellStart"/>
+            <w:proofErr w:type="gramStart"/>
             <w:r>
               <w:rPr>
                 <w:sz w:val="20"/>
@@ -10042,6 +10387,7 @@
               <w:t>repository.getById</w:t>
             </w:r>
             <w:proofErr w:type="spellEnd"/>
+            <w:proofErr w:type="gramEnd"/>
             <w:r>
               <w:rPr>
                 <w:sz w:val="20"/>
@@ -10115,6 +10461,7 @@
           </w:tcPr>
           <w:p>
             <w:proofErr w:type="spellStart"/>
+            <w:proofErr w:type="gramStart"/>
             <w:r>
               <w:rPr>
                 <w:sz w:val="20"/>
@@ -10128,7 +10475,15 @@
                 <w:sz w:val="20"/>
                 <w:szCs w:val="20"/>
               </w:rPr>
-              <w:t>() (abstract)</w:t>
+              <w:t>(</w:t>
+            </w:r>
+            <w:proofErr w:type="gramEnd"/>
+            <w:r>
+              <w:rPr>
+                <w:sz w:val="20"/>
+                <w:szCs w:val="20"/>
+              </w:rPr>
+              <w:t>) (abstract)</w:t>
             </w:r>
           </w:p>
         </w:tc>
@@ -10249,12 +10604,17 @@
         <w:t xml:space="preserve"> implicit pattern-ul Template Method: </w:t>
       </w:r>
       <w:proofErr w:type="spellStart"/>
+      <w:proofErr w:type="gramStart"/>
       <w:r>
         <w:t>adauga</w:t>
       </w:r>
       <w:proofErr w:type="spellEnd"/>
       <w:r>
-        <w:t xml:space="preserve">() </w:t>
+        <w:t>(</w:t>
+      </w:r>
+      <w:proofErr w:type="gramEnd"/>
+      <w:r>
+        <w:t xml:space="preserve">) </w:t>
       </w:r>
       <w:proofErr w:type="spellStart"/>
       <w:r>
@@ -10334,7 +10694,15 @@
       </w:r>
       <w:proofErr w:type="spellEnd"/>
       <w:r>
-        <w:t xml:space="preserve"> a </w:t>
+        <w:t xml:space="preserve"> </w:t>
+      </w:r>
+      <w:proofErr w:type="gramStart"/>
+      <w:r>
+        <w:t>a</w:t>
+      </w:r>
+      <w:proofErr w:type="gramEnd"/>
+      <w:r>
+        <w:t xml:space="preserve"> </w:t>
       </w:r>
       <w:proofErr w:type="spellStart"/>
       <w:r>
@@ -10502,6 +10870,7 @@
           </w:tcPr>
           <w:p>
             <w:proofErr w:type="spellStart"/>
+            <w:proofErr w:type="gramStart"/>
             <w:r>
               <w:rPr>
                 <w:b/>
@@ -10521,7 +10890,18 @@
                 <w:sz w:val="20"/>
                 <w:szCs w:val="20"/>
               </w:rPr>
-              <w:t>()</w:t>
+              <w:t>(</w:t>
+            </w:r>
+            <w:proofErr w:type="gramEnd"/>
+            <w:r>
+              <w:rPr>
+                <w:b/>
+                <w:bCs/>
+                <w:color w:val="FFFFFF"/>
+                <w:sz w:val="20"/>
+                <w:szCs w:val="20"/>
+              </w:rPr>
+              <w:t>)</w:t>
             </w:r>
           </w:p>
         </w:tc>
@@ -10673,7 +11053,23 @@
                 <w:sz w:val="20"/>
                 <w:szCs w:val="20"/>
               </w:rPr>
-              <w:t xml:space="preserve">new Actor(n, p, an, </w:t>
+              <w:t xml:space="preserve">new </w:t>
+            </w:r>
+            <w:proofErr w:type="gramStart"/>
+            <w:r>
+              <w:rPr>
+                <w:sz w:val="20"/>
+                <w:szCs w:val="20"/>
+              </w:rPr>
+              <w:t>Actor(</w:t>
+            </w:r>
+            <w:proofErr w:type="gramEnd"/>
+            <w:r>
+              <w:rPr>
+                <w:sz w:val="20"/>
+                <w:szCs w:val="20"/>
+              </w:rPr>
+              <w:t xml:space="preserve">n, p, an, </w:t>
             </w:r>
             <w:proofErr w:type="spellStart"/>
             <w:r>
@@ -10830,6 +11226,7 @@
               <w:t xml:space="preserve">new </w:t>
             </w:r>
             <w:proofErr w:type="spellStart"/>
+            <w:proofErr w:type="gramStart"/>
             <w:r>
               <w:rPr>
                 <w:sz w:val="20"/>
@@ -10843,7 +11240,15 @@
                 <w:sz w:val="20"/>
                 <w:szCs w:val="20"/>
               </w:rPr>
-              <w:t xml:space="preserve">(n, p, an, </w:t>
+              <w:t>(</w:t>
+            </w:r>
+            <w:proofErr w:type="gramEnd"/>
+            <w:r>
+              <w:rPr>
+                <w:sz w:val="20"/>
+                <w:szCs w:val="20"/>
+              </w:rPr>
+              <w:t xml:space="preserve">n, p, an, </w:t>
             </w:r>
             <w:proofErr w:type="spellStart"/>
             <w:r>
@@ -10995,7 +11400,23 @@
                 <w:sz w:val="20"/>
                 <w:szCs w:val="20"/>
               </w:rPr>
-              <w:t xml:space="preserve">new Scenarist(n, p, an, </w:t>
+              <w:t xml:space="preserve">new </w:t>
+            </w:r>
+            <w:proofErr w:type="gramStart"/>
+            <w:r>
+              <w:rPr>
+                <w:sz w:val="20"/>
+                <w:szCs w:val="20"/>
+              </w:rPr>
+              <w:t>Scenarist(</w:t>
+            </w:r>
+            <w:proofErr w:type="gramEnd"/>
+            <w:r>
+              <w:rPr>
+                <w:sz w:val="20"/>
+                <w:szCs w:val="20"/>
+              </w:rPr>
+              <w:t xml:space="preserve">n, p, an, </w:t>
             </w:r>
             <w:proofErr w:type="spellStart"/>
             <w:r>
@@ -11768,7 +12189,23 @@
                 <w:sz w:val="20"/>
                 <w:szCs w:val="20"/>
               </w:rPr>
-              <w:t xml:space="preserve">(id) — </w:t>
+              <w:t>(</w:t>
+            </w:r>
+            <w:proofErr w:type="gramStart"/>
+            <w:r>
+              <w:rPr>
+                <w:sz w:val="20"/>
+                <w:szCs w:val="20"/>
+              </w:rPr>
+              <w:t>id) —</w:t>
+            </w:r>
+            <w:proofErr w:type="gramEnd"/>
+            <w:r>
+              <w:rPr>
+                <w:sz w:val="20"/>
+                <w:szCs w:val="20"/>
+              </w:rPr>
+              <w:t xml:space="preserve"> </w:t>
             </w:r>
             <w:proofErr w:type="spellStart"/>
             <w:r>
@@ -11844,12 +12281,21 @@
               <w:t>scenaristRepository.getAll</w:t>
             </w:r>
             <w:proofErr w:type="spellEnd"/>
-            <w:r>
-              <w:rPr>
-                <w:sz w:val="20"/>
-                <w:szCs w:val="20"/>
-              </w:rPr>
-              <w:t xml:space="preserve">() — </w:t>
+            <w:proofErr w:type="gramStart"/>
+            <w:r>
+              <w:rPr>
+                <w:sz w:val="20"/>
+                <w:szCs w:val="20"/>
+              </w:rPr>
+              <w:t>() —</w:t>
+            </w:r>
+            <w:proofErr w:type="gramEnd"/>
+            <w:r>
+              <w:rPr>
+                <w:sz w:val="20"/>
+                <w:szCs w:val="20"/>
+              </w:rPr>
+              <w:t xml:space="preserve"> </w:t>
             </w:r>
             <w:proofErr w:type="spellStart"/>
             <w:r>
@@ -12257,6 +12703,7 @@
           </w:tcPr>
           <w:p>
             <w:proofErr w:type="spellStart"/>
+            <w:proofErr w:type="gramStart"/>
             <w:r>
               <w:rPr>
                 <w:sz w:val="20"/>
@@ -12270,7 +12717,15 @@
                 <w:sz w:val="20"/>
                 <w:szCs w:val="20"/>
               </w:rPr>
-              <w:t>()</w:t>
+              <w:t>(</w:t>
+            </w:r>
+            <w:proofErr w:type="gramEnd"/>
+            <w:r>
+              <w:rPr>
+                <w:sz w:val="20"/>
+                <w:szCs w:val="20"/>
+              </w:rPr>
+              <w:t>)</w:t>
             </w:r>
           </w:p>
         </w:tc>
@@ -12329,6 +12784,7 @@
           </w:tcPr>
           <w:p>
             <w:proofErr w:type="spellStart"/>
+            <w:proofErr w:type="gramStart"/>
             <w:r>
               <w:rPr>
                 <w:sz w:val="20"/>
@@ -12342,7 +12798,15 @@
                 <w:sz w:val="20"/>
                 <w:szCs w:val="20"/>
               </w:rPr>
-              <w:t>()</w:t>
+              <w:t>(</w:t>
+            </w:r>
+            <w:proofErr w:type="gramEnd"/>
+            <w:r>
+              <w:rPr>
+                <w:sz w:val="20"/>
+                <w:szCs w:val="20"/>
+              </w:rPr>
+              <w:t>)</w:t>
             </w:r>
           </w:p>
         </w:tc>
@@ -12401,6 +12865,7 @@
           </w:tcPr>
           <w:p>
             <w:proofErr w:type="spellStart"/>
+            <w:proofErr w:type="gramStart"/>
             <w:r>
               <w:rPr>
                 <w:sz w:val="20"/>
@@ -12414,7 +12879,15 @@
                 <w:sz w:val="20"/>
                 <w:szCs w:val="20"/>
               </w:rPr>
-              <w:t>()</w:t>
+              <w:t>(</w:t>
+            </w:r>
+            <w:proofErr w:type="gramEnd"/>
+            <w:r>
+              <w:rPr>
+                <w:sz w:val="20"/>
+                <w:szCs w:val="20"/>
+              </w:rPr>
+              <w:t>)</w:t>
             </w:r>
           </w:p>
         </w:tc>
@@ -12473,6 +12946,7 @@
           </w:tcPr>
           <w:p>
             <w:proofErr w:type="spellStart"/>
+            <w:proofErr w:type="gramStart"/>
             <w:r>
               <w:rPr>
                 <w:sz w:val="20"/>
@@ -12486,7 +12960,15 @@
                 <w:sz w:val="20"/>
                 <w:szCs w:val="20"/>
               </w:rPr>
-              <w:t>()</w:t>
+              <w:t>(</w:t>
+            </w:r>
+            <w:proofErr w:type="gramEnd"/>
+            <w:r>
+              <w:rPr>
+                <w:sz w:val="20"/>
+                <w:szCs w:val="20"/>
+              </w:rPr>
+              <w:t>)</w:t>
             </w:r>
           </w:p>
         </w:tc>
@@ -12545,6 +13027,7 @@
           </w:tcPr>
           <w:p>
             <w:proofErr w:type="spellStart"/>
+            <w:proofErr w:type="gramStart"/>
             <w:r>
               <w:rPr>
                 <w:sz w:val="20"/>
@@ -12558,7 +13041,15 @@
                 <w:sz w:val="20"/>
                 <w:szCs w:val="20"/>
               </w:rPr>
-              <w:t>()</w:t>
+              <w:t>(</w:t>
+            </w:r>
+            <w:proofErr w:type="gramEnd"/>
+            <w:r>
+              <w:rPr>
+                <w:sz w:val="20"/>
+                <w:szCs w:val="20"/>
+              </w:rPr>
+              <w:t>)</w:t>
             </w:r>
           </w:p>
         </w:tc>
@@ -13126,7 +13617,15 @@
       </w:r>
       <w:proofErr w:type="spellEnd"/>
       <w:r>
-        <w:t xml:space="preserve"> a </w:t>
+        <w:t xml:space="preserve"> </w:t>
+      </w:r>
+      <w:proofErr w:type="gramStart"/>
+      <w:r>
+        <w:t>a</w:t>
+      </w:r>
+      <w:proofErr w:type="gramEnd"/>
+      <w:r>
+        <w:t xml:space="preserve"> </w:t>
       </w:r>
       <w:proofErr w:type="spellStart"/>
       <w:r>
@@ -13210,7 +13709,15 @@
       </w:r>
       <w:proofErr w:type="spellEnd"/>
       <w:r>
-        <w:t xml:space="preserve">&lt;T,R&gt;: </w:t>
+        <w:t>&lt;</w:t>
+      </w:r>
+      <w:proofErr w:type="gramStart"/>
+      <w:r>
+        <w:t>T,R</w:t>
+      </w:r>
+      <w:proofErr w:type="gramEnd"/>
+      <w:r>
+        <w:t xml:space="preserve">&gt;: </w:t>
       </w:r>
       <w:proofErr w:type="spellStart"/>
       <w:r>
@@ -13946,7 +14453,15 @@
       </w:r>
       <w:proofErr w:type="spellEnd"/>
       <w:r>
-        <w:t>, un Actor/</w:t>
+        <w:t xml:space="preserve">, </w:t>
+      </w:r>
+      <w:proofErr w:type="gramStart"/>
+      <w:r>
+        <w:t>un Actor</w:t>
+      </w:r>
+      <w:proofErr w:type="gramEnd"/>
+      <w:r>
+        <w:t>/</w:t>
       </w:r>
       <w:proofErr w:type="spellStart"/>
       <w:r>
@@ -13973,20 +14488,38 @@
         <w:t xml:space="preserve"> — </w:t>
       </w:r>
       <w:proofErr w:type="spellStart"/>
+      <w:proofErr w:type="gramStart"/>
       <w:r>
         <w:t>getNumeComplet</w:t>
       </w:r>
       <w:proofErr w:type="spellEnd"/>
       <w:r>
-        <w:t xml:space="preserve">(), equals(), </w:t>
-      </w:r>
-      <w:proofErr w:type="spellStart"/>
+        <w:t>(</w:t>
+      </w:r>
+      <w:proofErr w:type="gramEnd"/>
+      <w:r>
+        <w:t xml:space="preserve">), </w:t>
+      </w:r>
+      <w:proofErr w:type="gramStart"/>
+      <w:r>
+        <w:t>equals(</w:t>
+      </w:r>
+      <w:proofErr w:type="gramEnd"/>
+      <w:r>
+        <w:t xml:space="preserve">), </w:t>
+      </w:r>
+      <w:proofErr w:type="spellStart"/>
+      <w:proofErr w:type="gramStart"/>
       <w:r>
         <w:t>toString</w:t>
       </w:r>
       <w:proofErr w:type="spellEnd"/>
       <w:r>
-        <w:t xml:space="preserve">() </w:t>
+        <w:t>(</w:t>
+      </w:r>
+      <w:proofErr w:type="gramEnd"/>
+      <w:r>
+        <w:t xml:space="preserve">) </w:t>
       </w:r>
       <w:proofErr w:type="spellStart"/>
       <w:r>
@@ -14833,7 +15366,15 @@
       </w:r>
       <w:proofErr w:type="spellEnd"/>
       <w:r>
-        <w:t xml:space="preserve"> a </w:t>
+        <w:t xml:space="preserve"> </w:t>
+      </w:r>
+      <w:proofErr w:type="gramStart"/>
+      <w:r>
+        <w:t>a</w:t>
+      </w:r>
+      <w:proofErr w:type="gramEnd"/>
+      <w:r>
+        <w:t xml:space="preserve"> </w:t>
       </w:r>
       <w:proofErr w:type="spellStart"/>
       <w:r>
@@ -17255,7 +17796,29 @@
           <w:sz w:val="24"/>
           <w:szCs w:val="24"/>
         </w:rPr>
-        <w:t xml:space="preserve"> a </w:t>
+        <w:t xml:space="preserve"> </w:t>
+      </w:r>
+      <w:proofErr w:type="gramStart"/>
+      <w:r>
+        <w:rPr>
+          <w:b w:val="0"/>
+          <w:bCs w:val="0"/>
+          <w:color w:val="auto"/>
+          <w:sz w:val="24"/>
+          <w:szCs w:val="24"/>
+        </w:rPr>
+        <w:t>a</w:t>
+      </w:r>
+      <w:proofErr w:type="gramEnd"/>
+      <w:r>
+        <w:rPr>
+          <w:b w:val="0"/>
+          <w:bCs w:val="0"/>
+          <w:color w:val="auto"/>
+          <w:sz w:val="24"/>
+          <w:szCs w:val="24"/>
+        </w:rPr>
+        <w:t xml:space="preserve"> </w:t>
       </w:r>
       <w:proofErr w:type="spellStart"/>
       <w:r>
@@ -18377,7 +18940,29 @@
           <w:sz w:val="24"/>
           <w:szCs w:val="24"/>
         </w:rPr>
-        <w:t xml:space="preserve">&lt;T,R&gt; </w:t>
+        <w:t>&lt;</w:t>
+      </w:r>
+      <w:proofErr w:type="gramStart"/>
+      <w:r>
+        <w:rPr>
+          <w:b w:val="0"/>
+          <w:bCs w:val="0"/>
+          <w:color w:val="auto"/>
+          <w:sz w:val="24"/>
+          <w:szCs w:val="24"/>
+        </w:rPr>
+        <w:t>T,R</w:t>
+      </w:r>
+      <w:proofErr w:type="gramEnd"/>
+      <w:r>
+        <w:rPr>
+          <w:b w:val="0"/>
+          <w:bCs w:val="0"/>
+          <w:color w:val="auto"/>
+          <w:sz w:val="24"/>
+          <w:szCs w:val="24"/>
+        </w:rPr>
+        <w:t xml:space="preserve">&gt; </w:t>
       </w:r>
       <w:proofErr w:type="spellStart"/>
       <w:r>
@@ -19876,7 +20461,29 @@
           <w:sz w:val="24"/>
           <w:szCs w:val="24"/>
         </w:rPr>
-        <w:t xml:space="preserve">Baza de date a </w:t>
+        <w:t xml:space="preserve">Baza de date </w:t>
+      </w:r>
+      <w:proofErr w:type="gramStart"/>
+      <w:r>
+        <w:rPr>
+          <w:b w:val="0"/>
+          <w:bCs w:val="0"/>
+          <w:color w:val="auto"/>
+          <w:sz w:val="24"/>
+          <w:szCs w:val="24"/>
+        </w:rPr>
+        <w:t>a</w:t>
+      </w:r>
+      <w:proofErr w:type="gramEnd"/>
+      <w:r>
+        <w:rPr>
+          <w:b w:val="0"/>
+          <w:bCs w:val="0"/>
+          <w:color w:val="auto"/>
+          <w:sz w:val="24"/>
+          <w:szCs w:val="24"/>
+        </w:rPr>
+        <w:t xml:space="preserve"> </w:t>
       </w:r>
       <w:proofErr w:type="spellStart"/>
       <w:r>
@@ -20206,7 +20813,29 @@
           <w:sz w:val="24"/>
           <w:szCs w:val="24"/>
         </w:rPr>
-        <w:t xml:space="preserve"> sunt de tip VARCHAR(36) </w:t>
+        <w:t xml:space="preserve"> sunt de tip </w:t>
+      </w:r>
+      <w:proofErr w:type="gramStart"/>
+      <w:r>
+        <w:rPr>
+          <w:b w:val="0"/>
+          <w:bCs w:val="0"/>
+          <w:color w:val="auto"/>
+          <w:sz w:val="24"/>
+          <w:szCs w:val="24"/>
+        </w:rPr>
+        <w:t>VARCHAR(</w:t>
+      </w:r>
+      <w:proofErr w:type="gramEnd"/>
+      <w:r>
+        <w:rPr>
+          <w:b w:val="0"/>
+          <w:bCs w:val="0"/>
+          <w:color w:val="auto"/>
+          <w:sz w:val="24"/>
+          <w:szCs w:val="24"/>
+        </w:rPr>
+        <w:t xml:space="preserve">36) </w:t>
       </w:r>
       <w:proofErr w:type="spellStart"/>
       <w:r>
@@ -22524,7 +23153,29 @@
           <w:sz w:val="24"/>
           <w:szCs w:val="24"/>
         </w:rPr>
-        <w:t xml:space="preserve"> de tip many-to-many — un film </w:t>
+        <w:t xml:space="preserve"> de tip many-to-many — </w:t>
+      </w:r>
+      <w:proofErr w:type="gramStart"/>
+      <w:r>
+        <w:rPr>
+          <w:b w:val="0"/>
+          <w:bCs w:val="0"/>
+          <w:color w:val="auto"/>
+          <w:sz w:val="24"/>
+          <w:szCs w:val="24"/>
+        </w:rPr>
+        <w:t>un film</w:t>
+      </w:r>
+      <w:proofErr w:type="gramEnd"/>
+      <w:r>
+        <w:rPr>
+          <w:b w:val="0"/>
+          <w:bCs w:val="0"/>
+          <w:color w:val="auto"/>
+          <w:sz w:val="24"/>
+          <w:szCs w:val="24"/>
+        </w:rPr>
+        <w:t xml:space="preserve"> </w:t>
       </w:r>
       <w:proofErr w:type="spellStart"/>
       <w:r>
@@ -23526,7 +24177,29 @@
           <w:sz w:val="24"/>
           <w:szCs w:val="24"/>
         </w:rPr>
-        <w:t xml:space="preserve"> un film </w:t>
+        <w:t xml:space="preserve"> </w:t>
+      </w:r>
+      <w:proofErr w:type="gramStart"/>
+      <w:r>
+        <w:rPr>
+          <w:b w:val="0"/>
+          <w:bCs w:val="0"/>
+          <w:color w:val="auto"/>
+          <w:sz w:val="24"/>
+          <w:szCs w:val="24"/>
+        </w:rPr>
+        <w:t>un film</w:t>
+      </w:r>
+      <w:proofErr w:type="gramEnd"/>
+      <w:r>
+        <w:rPr>
+          <w:b w:val="0"/>
+          <w:bCs w:val="0"/>
+          <w:color w:val="auto"/>
+          <w:sz w:val="24"/>
+          <w:szCs w:val="24"/>
+        </w:rPr>
+        <w:t xml:space="preserve"> </w:t>
       </w:r>
       <w:proofErr w:type="spellStart"/>
       <w:r>
@@ -23570,7 +24243,29 @@
           <w:sz w:val="24"/>
           <w:szCs w:val="24"/>
         </w:rPr>
-        <w:t xml:space="preserve"> sale — un film </w:t>
+        <w:t xml:space="preserve"> sale — </w:t>
+      </w:r>
+      <w:proofErr w:type="gramStart"/>
+      <w:r>
+        <w:rPr>
+          <w:b w:val="0"/>
+          <w:bCs w:val="0"/>
+          <w:color w:val="auto"/>
+          <w:sz w:val="24"/>
+          <w:szCs w:val="24"/>
+        </w:rPr>
+        <w:t>un film</w:t>
+      </w:r>
+      <w:proofErr w:type="gramEnd"/>
+      <w:r>
+        <w:rPr>
+          <w:b w:val="0"/>
+          <w:bCs w:val="0"/>
+          <w:color w:val="auto"/>
+          <w:sz w:val="24"/>
+          <w:szCs w:val="24"/>
+        </w:rPr>
+        <w:t xml:space="preserve"> </w:t>
       </w:r>
       <w:proofErr w:type="spellStart"/>
       <w:r>
@@ -25411,7 +26106,15 @@
       </w:r>
       <w:proofErr w:type="spellEnd"/>
       <w:r>
-        <w:t xml:space="preserve">: string VARCHAR(36) </w:t>
+        <w:t xml:space="preserve">: string </w:t>
+      </w:r>
+      <w:proofErr w:type="gramStart"/>
+      <w:r>
+        <w:t>VARCHAR(</w:t>
+      </w:r>
+      <w:proofErr w:type="gramEnd"/>
+      <w:r>
+        <w:t xml:space="preserve">36) </w:t>
       </w:r>
       <w:proofErr w:type="spellStart"/>
       <w:r>
@@ -25749,74 +26452,82 @@
       </w:r>
       <w:proofErr w:type="spellEnd"/>
       <w:r>
+        <w:t xml:space="preserve"> </w:t>
+      </w:r>
+      <w:proofErr w:type="gramStart"/>
+      <w:r>
+        <w:t>a</w:t>
+      </w:r>
+      <w:proofErr w:type="gramEnd"/>
+      <w:r>
+        <w:t xml:space="preserve"> </w:t>
+      </w:r>
+      <w:proofErr w:type="spellStart"/>
+      <w:r>
+        <w:t>adus</w:t>
+      </w:r>
+      <w:proofErr w:type="spellEnd"/>
+      <w:r>
+        <w:t xml:space="preserve"> o </w:t>
+      </w:r>
+      <w:proofErr w:type="spellStart"/>
+      <w:r>
+        <w:t>reducere</w:t>
+      </w:r>
+      <w:proofErr w:type="spellEnd"/>
+      <w:r>
+        <w:t xml:space="preserve"> de 44% a </w:t>
+      </w:r>
+      <w:proofErr w:type="spellStart"/>
+      <w:r>
+        <w:t>liniilor</w:t>
+      </w:r>
+      <w:proofErr w:type="spellEnd"/>
+      <w:r>
+        <w:t xml:space="preserve"> de cod </w:t>
+      </w:r>
+      <w:proofErr w:type="spellStart"/>
+      <w:r>
+        <w:t>în</w:t>
+      </w:r>
+      <w:proofErr w:type="spellEnd"/>
+      <w:r>
+        <w:t xml:space="preserve"> </w:t>
+      </w:r>
+      <w:proofErr w:type="spellStart"/>
+      <w:r>
+        <w:t>fișierele</w:t>
+      </w:r>
+      <w:proofErr w:type="spellEnd"/>
+      <w:r>
+        <w:t xml:space="preserve"> </w:t>
+      </w:r>
+      <w:proofErr w:type="spellStart"/>
+      <w:r>
+        <w:t>afectate</w:t>
+      </w:r>
+      <w:proofErr w:type="spellEnd"/>
+      <w:r>
+        <w:t xml:space="preserve">, </w:t>
+      </w:r>
+      <w:proofErr w:type="spellStart"/>
+      <w:r>
+        <w:t>prin</w:t>
+      </w:r>
+      <w:proofErr w:type="spellEnd"/>
+      <w:r>
+        <w:t xml:space="preserve"> </w:t>
+      </w:r>
+      <w:proofErr w:type="spellStart"/>
+      <w:r>
+        <w:t>introducerea</w:t>
+      </w:r>
+      <w:proofErr w:type="spellEnd"/>
+      <w:r>
         <w:t xml:space="preserve"> a </w:t>
       </w:r>
       <w:proofErr w:type="spellStart"/>
       <w:r>
-        <w:t>adus</w:t>
-      </w:r>
-      <w:proofErr w:type="spellEnd"/>
-      <w:r>
-        <w:t xml:space="preserve"> o </w:t>
-      </w:r>
-      <w:proofErr w:type="spellStart"/>
-      <w:r>
-        <w:t>reducere</w:t>
-      </w:r>
-      <w:proofErr w:type="spellEnd"/>
-      <w:r>
-        <w:t xml:space="preserve"> de 44% a </w:t>
-      </w:r>
-      <w:proofErr w:type="spellStart"/>
-      <w:r>
-        <w:t>liniilor</w:t>
-      </w:r>
-      <w:proofErr w:type="spellEnd"/>
-      <w:r>
-        <w:t xml:space="preserve"> de cod </w:t>
-      </w:r>
-      <w:proofErr w:type="spellStart"/>
-      <w:r>
-        <w:t>în</w:t>
-      </w:r>
-      <w:proofErr w:type="spellEnd"/>
-      <w:r>
-        <w:t xml:space="preserve"> </w:t>
-      </w:r>
-      <w:proofErr w:type="spellStart"/>
-      <w:r>
-        <w:t>fișierele</w:t>
-      </w:r>
-      <w:proofErr w:type="spellEnd"/>
-      <w:r>
-        <w:t xml:space="preserve"> </w:t>
-      </w:r>
-      <w:proofErr w:type="spellStart"/>
-      <w:r>
-        <w:t>afectate</w:t>
-      </w:r>
-      <w:proofErr w:type="spellEnd"/>
-      <w:r>
-        <w:t xml:space="preserve">, </w:t>
-      </w:r>
-      <w:proofErr w:type="spellStart"/>
-      <w:r>
-        <w:t>prin</w:t>
-      </w:r>
-      <w:proofErr w:type="spellEnd"/>
-      <w:r>
-        <w:t xml:space="preserve"> </w:t>
-      </w:r>
-      <w:proofErr w:type="spellStart"/>
-      <w:r>
-        <w:t>introducerea</w:t>
-      </w:r>
-      <w:proofErr w:type="spellEnd"/>
-      <w:r>
-        <w:t xml:space="preserve"> a </w:t>
-      </w:r>
-      <w:proofErr w:type="spellStart"/>
-      <w:r>
         <w:t>trei</w:t>
       </w:r>
       <w:proofErr w:type="spellEnd"/>
@@ -25877,7 +26588,15 @@
       </w:r>
       <w:proofErr w:type="spellEnd"/>
       <w:r>
-        <w:t>&lt;T,R&gt; (presenter).</w:t>
+        <w:t>&lt;</w:t>
+      </w:r>
+      <w:proofErr w:type="gramStart"/>
+      <w:r>
+        <w:t>T,R</w:t>
+      </w:r>
+      <w:proofErr w:type="gramEnd"/>
+      <w:r>
+        <w:t>&gt; (presenter).</w:t>
       </w:r>
     </w:p>
     <w:p>
@@ -26211,7 +26930,15 @@
       </w:r>
       <w:proofErr w:type="spellEnd"/>
       <w:r>
-        <w:t xml:space="preserve"> a </w:t>
+        <w:t xml:space="preserve"> </w:t>
+      </w:r>
+      <w:proofErr w:type="gramStart"/>
+      <w:r>
+        <w:t>a</w:t>
+      </w:r>
+      <w:proofErr w:type="gramEnd"/>
+      <w:r>
+        <w:t xml:space="preserve"> </w:t>
       </w:r>
       <w:proofErr w:type="spellStart"/>
       <w:r>
